--- a/data/revised_2026-10_full/outputs/v2/Core_Mathematics/SS2.7_Surface_Area_and_Volume_of_Solids/Core_Mathematics_Surface_Area_and_Volume_of_Solids_FinalExplanation_TeacherKey.docx
+++ b/data/revised_2026-10_full/outputs/v2/Core_Mathematics/SS2.7_Surface_Area_and_Volume_of_Solids/Core_Mathematics_Surface_Area_and_Volume_of_Solids_FinalExplanation_TeacherKey.docx
@@ -1738,7 +1738,7 @@
         </w:rPr>
         <w:t xml:space="preserve">© 2026 SeaVuria and ARES. This work is licensed under a </w:t>
       </w:r>
-      <w:hyperlink w:history="1" r:id="rIdw06kogmdrosvud1dgx1wz">
+      <w:hyperlink w:history="1" r:id="rIdbkyhs-d0by-q6o2frx4nr">
         <w:r>
           <w:rPr>
             <w:rFonts w:ascii="Arial" w:cs="Arial" w:eastAsia="Arial" w:hAnsi="Arial"/>
@@ -1758,7 +1758,7 @@
         </w:rPr>
         <w:t xml:space="preserve"> (</w:t>
       </w:r>
-      <w:hyperlink w:history="1" r:id="rId87mpjvjs0uy1tiieg2kta">
+      <w:hyperlink w:history="1" r:id="rIdig4yxau_0rclombseo9g6">
         <w:r>
           <w:rPr>
             <w:rFonts w:ascii="Arial" w:cs="Arial" w:eastAsia="Arial" w:hAnsi="Arial"/>
@@ -1778,7 +1778,7 @@
         </w:rPr>
         <w:t xml:space="preserve">). To view a copy of this license, visit </w:t>
       </w:r>
-      <w:hyperlink w:history="1" r:id="rIdm4g_uod5afkak_kq0u4s2">
+      <w:hyperlink w:history="1" r:id="rId6jlusedv5zqrvuy2e7mdf">
         <w:r>
           <w:rPr>
             <w:rFonts w:ascii="Arial" w:cs="Arial" w:eastAsia="Arial" w:hAnsi="Arial"/>
